--- a/reports/Diabetes_Risk_Analysis_Report.docx
+++ b/reports/Diabetes_Risk_Analysis_Report.docx
@@ -12,7 +12,7 @@
     </w:p>
     <w:p>
       <w:r>
-        <w:t>Professional portfolio report for a client-style diabetes data analysis project.</w:t>
+        <w:t>Professional report for a diabetes risk analysis and prediction project.</w:t>
       </w:r>
     </w:p>
     <w:p>
